--- a/задание_НИР УгаринНА.docx
+++ b/задание_НИР УгаринНА.docx
@@ -58,15 +58,7 @@
           <w:sz w:val="22"/>
           <w:szCs w:val="22"/>
         </w:rPr>
-        <w:t xml:space="preserve">Институт информационных технологий и </w:t>
-      </w:r>
-      <w:r>
-        <w:rPr>
-          <w:b/>
-          <w:sz w:val="22"/>
-          <w:szCs w:val="22"/>
-        </w:rPr>
-        <w:t>технологического образования</w:t>
+        <w:t>Институт информационных технологий и технологического образования</w:t>
       </w:r>
     </w:p>
     <w:p>
@@ -530,7 +522,7 @@
           <w:szCs w:val="22"/>
           <w:u w:val="single"/>
         </w:rPr>
-        <w:t>Угарина Никиты Александровича</w:t>
+        <w:t xml:space="preserve">Угарина Никиты </w:t>
       </w:r>
       <w:r>
         <w:rPr>
@@ -538,13 +530,19 @@
           <w:szCs w:val="22"/>
           <w:u w:val="single"/>
         </w:rPr>
+        <w:t>Александровича</w:t>
+      </w:r>
+      <w:r>
+        <w:rPr>
+          <w:sz w:val="22"/>
+          <w:szCs w:val="22"/>
+        </w:rPr>
         <w:t>____</w:t>
       </w:r>
       <w:r>
         <w:rPr>
           <w:sz w:val="22"/>
           <w:szCs w:val="22"/>
-          <w:u w:val="single"/>
         </w:rPr>
         <w:t>_________________________</w:t>
       </w:r>
@@ -601,9 +599,28 @@
       </w:r>
       <w:r>
         <w:rPr>
+          <w:sz w:val="22"/>
+          <w:szCs w:val="22"/>
+        </w:rPr>
+        <w:t>___</w:t>
+      </w:r>
+      <w:r>
+        <w:rPr>
           <w:u w:val="single"/>
         </w:rPr>
-        <w:t xml:space="preserve">Жуков Николай Николаевич, кандидат физ.-мат. наук, доцент кафедры </w:t>
+        <w:t>Акс</w:t>
+      </w:r>
+      <w:r>
+        <w:rPr>
+          <w:u w:val="single"/>
+        </w:rPr>
+        <w:t>ютин Павел Александрович, старший преподаватель</w:t>
+      </w:r>
+      <w:r>
+        <w:rPr>
+          <w:u w:val="single"/>
+        </w:rPr>
+        <w:t xml:space="preserve"> кафедры </w:t>
       </w:r>
       <w:proofErr w:type="spellStart"/>
       <w:r>
@@ -613,6 +630,14 @@
         <w:t>ИТиЭО</w:t>
       </w:r>
       <w:proofErr w:type="spellEnd"/>
+      <w:r>
+        <w:t>___</w:t>
+      </w:r>
+      <w:bookmarkStart w:id="0" w:name="_GoBack"/>
+      <w:bookmarkEnd w:id="0"/>
+      <w:r>
+        <w:t>___</w:t>
+      </w:r>
       <w:r>
         <w:rPr>
           <w:u w:val="single"/>
@@ -844,15 +869,7 @@
           <w:sz w:val="22"/>
           <w:szCs w:val="22"/>
         </w:rPr>
-        <w:t>Срок представл</w:t>
-      </w:r>
-      <w:r>
-        <w:rPr>
-          <w:b/>
-          <w:sz w:val="22"/>
-          <w:szCs w:val="22"/>
-        </w:rPr>
-        <w:t>ения</w:t>
+        <w:t>Срок представления</w:t>
       </w:r>
       <w:r>
         <w:rPr>
@@ -974,8 +991,8 @@
           <w:szCs w:val="22"/>
         </w:rPr>
       </w:pPr>
-      <w:bookmarkStart w:id="0" w:name="_heading=h.gjdgxs" w:colFirst="0" w:colLast="0"/>
-      <w:bookmarkEnd w:id="0"/>
+      <w:bookmarkStart w:id="1" w:name="_heading=h.gjdgxs" w:colFirst="0" w:colLast="0"/>
+      <w:bookmarkEnd w:id="1"/>
     </w:p>
     <w:tbl>
       <w:tblPr>
@@ -1340,10 +1357,7 @@
               <w:jc w:val="both"/>
             </w:pPr>
             <w:r>
-              <w:t xml:space="preserve">Разработать техническое задание на создание программного продукта в соответствии с темой выпускной квалификационной работы. в соответствии с ГОСТ 15.016-2016 Система разработки и постановки продукции на производство (СРПП). Техническое задание. Требования </w:t>
-            </w:r>
-            <w:r>
-              <w:t>к содержанию и оформлению. (http://docs.cntd.ru/document/1200144624).</w:t>
+              <w:t>Разработать техническое задание на создание программного продукта в соответствии с темой выпускной квалификационной работы. в соответствии с ГОСТ 15.016-2016 Система разработки и постановки продукции на производство (СРПП). Техническое задание. Требования к содержанию и оформлению. (http://docs.cntd.ru/document/1200144624).</w:t>
             </w:r>
           </w:p>
           <w:p>
@@ -1838,13 +1852,7 @@
               <w:rPr>
                 <w:b/>
               </w:rPr>
-              <w:t xml:space="preserve">Вариативная самостоятельная работа (выбрать одно из заданий с одинаковыми </w:t>
-            </w:r>
-            <w:r>
-              <w:rPr>
-                <w:b/>
-              </w:rPr>
-              <w:t>номерами)</w:t>
+              <w:t>Вариативная самостоятельная работа (выбрать одно из заданий с одинаковыми номерами)</w:t>
             </w:r>
           </w:p>
         </w:tc>
@@ -2379,10 +2387,7 @@
               <w:jc w:val="both"/>
             </w:pPr>
             <w:r>
-              <w:t xml:space="preserve">2.1. Провести анализ различных источников (научная литература, учебная литература, научные статьи, материалы сайтов (содержащих </w:t>
-            </w:r>
-            <w:r>
-              <w:t>профессиональную и достоверную информацию) по одной их тем:</w:t>
+              <w:t>2.1. Провести анализ различных источников (научная литература, учебная литература, научные статьи, материалы сайтов (содержащих профессиональную и достоверную информацию) по одной их тем:</w:t>
             </w:r>
           </w:p>
           <w:p>
@@ -2558,10 +2563,7 @@
               <w:ind w:left="0" w:hanging="2"/>
             </w:pPr>
             <w:r>
-              <w:t>• управленческие информацион</w:t>
-            </w:r>
-            <w:r>
-              <w:t>ные системы (</w:t>
+              <w:t>• управленческие информационные системы (</w:t>
             </w:r>
             <w:proofErr w:type="spellStart"/>
             <w:r>
@@ -2890,13 +2892,7 @@
               <w:rPr>
                 <w:lang w:val="en-US"/>
               </w:rPr>
-              <w:t xml:space="preserve"> (Web servic</w:t>
-            </w:r>
-            <w:r>
-              <w:rPr>
-                <w:lang w:val="en-US"/>
-              </w:rPr>
-              <w:t>e design);</w:t>
+              <w:t xml:space="preserve"> (Web service design);</w:t>
             </w:r>
           </w:p>
           <w:p>
@@ -3338,10 +3334,7 @@
               <w:jc w:val="both"/>
             </w:pPr>
             <w:r>
-              <w:t xml:space="preserve">2.2. Результаты анализа представить в виде текста (синтезировать знания, </w:t>
-            </w:r>
-            <w:r>
-              <w:t>полученные в результате анализа различных источников информации). То есть в виде текста представить анализ состояния изученной проблемы.</w:t>
+              <w:t>2.2. Результаты анализа представить в виде текста (синтезировать знания, полученные в результате анализа различных источников информации). То есть в виде текста представить анализ состояния изученной проблемы.</w:t>
             </w:r>
           </w:p>
         </w:tc>
@@ -4014,10 +4007,7 @@
               <w:ind w:left="0" w:hanging="2"/>
             </w:pPr>
             <w:r>
-              <w:t xml:space="preserve">В результате выполнения 2.1 – 2.3 студент формирует текстовый </w:t>
-            </w:r>
-            <w:r>
-              <w:t>документ, оформленного в соответствии с ГОСТ.</w:t>
+              <w:t>В результате выполнения 2.1 – 2.3 студент формирует текстовый документ, оформленного в соответствии с ГОСТ.</w:t>
             </w:r>
           </w:p>
         </w:tc>
@@ -4054,14 +4044,7 @@
                 <w:sz w:val="20"/>
                 <w:szCs w:val="20"/>
               </w:rPr>
-              <w:t>17</w:t>
-            </w:r>
-            <w:r>
-              <w:rPr>
-                <w:sz w:val="20"/>
-                <w:szCs w:val="20"/>
-              </w:rPr>
-              <w:t>.12.2025</w:t>
+              <w:t>17.12.2025</w:t>
             </w:r>
           </w:p>
         </w:tc>
@@ -4098,14 +4081,7 @@
                 <w:sz w:val="20"/>
                 <w:szCs w:val="20"/>
               </w:rPr>
-              <w:t>17</w:t>
-            </w:r>
-            <w:r>
-              <w:rPr>
-                <w:sz w:val="20"/>
-                <w:szCs w:val="20"/>
-              </w:rPr>
-              <w:t>.12.2025</w:t>
+              <w:t>17.12.2025</w:t>
             </w:r>
           </w:p>
         </w:tc>
@@ -4447,19 +4423,11 @@
         <w:rPr>
           <w:u w:val="single"/>
         </w:rPr>
-        <w:t>декабря__</w:t>
-      </w:r>
-      <w:r>
-        <w:rPr>
-          <w:u w:val="single"/>
-        </w:rPr>
-        <w:t>_</w:t>
+        <w:t>декабря___</w:t>
       </w:r>
       <w:r>
         <w:t>2025</w:t>
       </w:r>
-      <w:bookmarkStart w:id="1" w:name="_GoBack"/>
-      <w:bookmarkEnd w:id="1"/>
       <w:r>
         <w:t xml:space="preserve"> г. _______________ ______________</w:t>
       </w:r>
@@ -5753,7 +5721,7 @@
 </file>
 
 <file path=customXml/itemProps2.xml><?xml version="1.0" encoding="utf-8"?>
-<ds:datastoreItem xmlns:ds="http://schemas.openxmlformats.org/officeDocument/2006/customXml" ds:itemID="{C22DCD00-7DD1-4A33-9582-43FD70AF69EB}">
+<ds:datastoreItem xmlns:ds="http://schemas.openxmlformats.org/officeDocument/2006/customXml" ds:itemID="{2294BF51-95FA-4A5B-BDFD-3082C6445055}">
   <ds:schemaRefs>
     <ds:schemaRef ds:uri="http://schemas.openxmlformats.org/officeDocument/2006/bibliography"/>
   </ds:schemaRefs>
